--- a/data-room/02-team/ADVISOR_NOTE.docx
+++ b/data-room/02-team/ADVISOR_NOTE.docx
@@ -2,13 +2,13 @@
 <file path=word/document.xml><?xml version="1.0" encoding="utf-8"?>
 <w:document xmlns:w="http://schemas.openxmlformats.org/wordprocessingml/2006/main" xmlns:m="http://schemas.openxmlformats.org/officeDocument/2006/math" xmlns:r="http://schemas.openxmlformats.org/officeDocument/2006/relationships" xmlns:o="urn:schemas-microsoft-com:office:office" xmlns:v="urn:schemas-microsoft-com:vml" xmlns:w10="urn:schemas-microsoft-com:office:word" xmlns:a="http://schemas.openxmlformats.org/drawingml/2006/main" xmlns:pic="http://schemas.openxmlformats.org/drawingml/2006/picture" xmlns:wp="http://schemas.openxmlformats.org/drawingml/2006/wordprocessingDrawing">
   <w:body>
-    <w:bookmarkStart w:id="23" w:name="advisors-status-note"/>
+    <w:bookmarkStart w:id="24" w:name="advisors"/>
     <w:p>
       <w:pPr>
         <w:pStyle w:val="Heading1"/>
       </w:pPr>
       <w:r>
-        <w:t xml:space="preserve">Advisors — Status Note</w:t>
+        <w:t xml:space="preserve">Advisors</w:t>
       </w:r>
     </w:p>
     <w:p>
@@ -20,7 +20,7 @@
           <w:bCs/>
           <w:b/>
         </w:rPr>
-        <w:t xml:space="preserve">Status: names and credentials confirmed via the pitch deck’s</w:t>
+        <w:t xml:space="preserve">Status: 🟡 three names confirmed via the pitch deck’s</w:t>
       </w:r>
       <w:r>
         <w:rPr>
@@ -41,7 +41,7 @@
           <w:bCs/>
           <w:b/>
         </w:rPr>
-        <w:t xml:space="preserve">quem já</w:t>
+        <w:t xml:space="preserve">quem já acredita</w:t>
       </w:r>
       <w:r>
         <w:rPr>
@@ -55,7 +55,7 @@
           <w:bCs/>
           <w:b/>
         </w:rPr>
-        <w:t xml:space="preserve">acredita na AgrosTech</w:t>
+        <w:t xml:space="preserve">na AgrosTech</w:t>
       </w:r>
       <w:r>
         <w:rPr>
@@ -76,7 +76,7 @@
           <w:bCs/>
           <w:b/>
         </w:rPr>
-        <w:t xml:space="preserve">list. Equity terms remain intentionally out of</w:t>
+        <w:t xml:space="preserve">list; a fourth — Leonardo Finziola — added 2026-09-24,</w:t>
       </w:r>
       <w:r>
         <w:rPr>
@@ -86,14 +86,19 @@
         <w:t xml:space="preserve"> </w:t>
       </w:r>
       <w:r>
-        <w:rPr>
-          <w:bCs/>
-          <w:b/>
-        </w:rPr>
-        <w:t xml:space="preserve">scope</w:t>
-      </w:r>
-      <w:r>
-        <w:t xml:space="preserve">, per founder instruction (2026-09-24).</w:t>
+        <w:t xml:space="preserve">[CONFIRM]** with the founder before he appears on an updated deck or</w:t>
+      </w:r>
+      <w:r>
+        <w:t xml:space="preserve"> </w:t>
+      </w:r>
+      <w:r>
+        <w:t xml:space="preserve">one-pager. Equity terms remain intentionally out of scope**, per founder</w:t>
+      </w:r>
+      <w:r>
+        <w:t xml:space="preserve"> </w:t>
+      </w:r>
+      <w:r>
+        <w:t xml:space="preserve">instruction (2026-09-24).</w:t>
       </w:r>
     </w:p>
     <w:bookmarkStart w:id="20" w:name="who"/>
@@ -111,7 +116,6 @@
           <w:ilvl w:val="0"/>
           <w:numId w:val="1001"/>
         </w:numPr>
-        <w:pStyle w:val="Compact"/>
       </w:pPr>
       <w:r>
         <w:rPr>
@@ -124,46 +128,56 @@
         <w:t xml:space="preserve"> </w:t>
       </w:r>
       <w:r>
-        <w:t xml:space="preserve">— co-founder of Credix ($220M+ raised); credit</w:t>
-      </w:r>
-      <w:r>
-        <w:t xml:space="preserve"> </w:t>
-      </w:r>
-      <w:r>
-        <w:t xml:space="preserve">protocol &amp; fintech background. Also the person who previously</w:t>
-      </w:r>
-      <w:r>
-        <w:t xml:space="preserve"> </w:t>
-      </w:r>
-      <w:r>
-        <w:t xml:space="preserve">reviewed and proposed fixes to the pitch deck (team logos,</w:t>
-      </w:r>
-      <w:r>
-        <w:t xml:space="preserve"> </w:t>
-      </w:r>
-      <w:r>
-        <w:t xml:space="preserve">bull/base/bear forecast, stated hypotheses, cap table slide) — the</w:t>
-      </w:r>
-      <w:r>
-        <w:t xml:space="preserve"> </w:t>
-      </w:r>
-      <w:r>
-        <w:t xml:space="preserve">current deck (</w:t>
-      </w:r>
-      <w:r>
-        <w:rPr>
-          <w:rStyle w:val="VerbatimChar"/>
-        </w:rPr>
-        <w:t xml:space="preserve">01-company-snapshot/AgrosTech_Pitch_Narrativo.pdf</w:t>
-      </w:r>
-      <w:r>
-        <w:t xml:space="preserve">)</w:t>
-      </w:r>
-      <w:r>
-        <w:t xml:space="preserve"> </w:t>
-      </w:r>
-      <w:r>
-        <w:t xml:space="preserve">reflects those fixes.</w:t>
+        <w:t xml:space="preserve">— co-founder of Credix, a credit protocol and</w:t>
+      </w:r>
+      <w:r>
+        <w:t xml:space="preserve"> </w:t>
+      </w:r>
+      <w:r>
+        <w:t xml:space="preserve">fintech platform that has raised</w:t>
+      </w:r>
+      <w:r>
+        <w:t xml:space="preserve"> </w:t>
+      </w:r>
+      <w:r>
+        <w:rPr>
+          <w:bCs/>
+          <w:b/>
+        </w:rPr>
+        <w:t xml:space="preserve">$220M+</w:t>
+      </w:r>
+      <w:r>
+        <w:t xml:space="preserve">. He’s not a passive name</w:t>
+      </w:r>
+      <w:r>
+        <w:t xml:space="preserve"> </w:t>
+      </w:r>
+      <w:r>
+        <w:t xml:space="preserve">on a slide either: he’s the person who reviewed AgrosTech’s pitch deck</w:t>
+      </w:r>
+      <w:r>
+        <w:t xml:space="preserve"> </w:t>
+      </w:r>
+      <w:r>
+        <w:t xml:space="preserve">and pushed for the fixes that shaped the version now in this room —</w:t>
+      </w:r>
+      <w:r>
+        <w:t xml:space="preserve"> </w:t>
+      </w:r>
+      <w:r>
+        <w:t xml:space="preserve">team logos, the bull/base/bear forecast, stated hypotheses, the cap</w:t>
+      </w:r>
+      <w:r>
+        <w:t xml:space="preserve"> </w:t>
+      </w:r>
+      <w:r>
+        <w:t xml:space="preserve">table slide. A credit-infrastructure builder advising a company whose</w:t>
+      </w:r>
+      <w:r>
+        <w:t xml:space="preserve"> </w:t>
+      </w:r>
+      <w:r>
+        <w:t xml:space="preserve">entire product is credit infrastructure for rural Brazil.</w:t>
       </w:r>
     </w:p>
     <w:p>
@@ -172,7 +186,6 @@
           <w:ilvl w:val="0"/>
           <w:numId w:val="1001"/>
         </w:numPr>
-        <w:pStyle w:val="Compact"/>
       </w:pPr>
       <w:r>
         <w:rPr>
@@ -185,7 +198,25 @@
         <w:t xml:space="preserve"> </w:t>
       </w:r>
       <w:r>
-        <w:t xml:space="preserve">— CEO of Shamal Aerospace &amp; Defense Hub.</w:t>
+        <w:t xml:space="preserve">— CEO of Shamal Aerospace &amp; Defense Hub. Brings</w:t>
+      </w:r>
+      <w:r>
+        <w:t xml:space="preserve"> </w:t>
+      </w:r>
+      <w:r>
+        <w:t xml:space="preserve">operating experience at the intersection of aerospace, sensing, and</w:t>
+      </w:r>
+      <w:r>
+        <w:t xml:space="preserve"> </w:t>
+      </w:r>
+      <w:r>
+        <w:t xml:space="preserve">defense-grade systems — directly adjacent to AgrosTech’s SAR-radar and</w:t>
+      </w:r>
+      <w:r>
+        <w:t xml:space="preserve"> </w:t>
+      </w:r>
+      <w:r>
+        <w:t xml:space="preserve">anomaly-detection stack (M2, M3).</w:t>
       </w:r>
     </w:p>
     <w:p>
@@ -194,7 +225,6 @@
           <w:ilvl w:val="0"/>
           <w:numId w:val="1001"/>
         </w:numPr>
-        <w:pStyle w:val="Compact"/>
       </w:pPr>
       <w:r>
         <w:rPr>
@@ -219,13 +249,13 @@
         <w:t xml:space="preserve"> </w:t>
       </w:r>
       <w:r>
-        <w:t xml:space="preserve">Tecnológico, Universidade de Brasília). Connected to the confirmed UnB</w:t>
-      </w:r>
-      <w:r>
-        <w:t xml:space="preserve"> </w:t>
-      </w:r>
-      <w:r>
-        <w:t xml:space="preserve">academic partnership (MOU) referenced in</w:t>
+        <w:t xml:space="preserve">Tecnológico, Universidade de Brasília). The academic backbone behind</w:t>
+      </w:r>
+      <w:r>
+        <w:t xml:space="preserve"> </w:t>
+      </w:r>
+      <w:r>
+        <w:t xml:space="preserve">AgrosTech’s confirmed UnB MOU (see</w:t>
       </w:r>
       <w:r>
         <w:t xml:space="preserve"> </w:t>
@@ -237,16 +267,119 @@
         <w:t xml:space="preserve">01-company-snapshot/CASE_STUDY.md</w:t>
       </w:r>
       <w:r>
-        <w:t xml:space="preserve"> </w:t>
-      </w:r>
-      <w:r>
-        <w:t xml:space="preserve">— the deck credits this</w:t>
-      </w:r>
-      <w:r>
-        <w:t xml:space="preserve"> </w:t>
-      </w:r>
-      <w:r>
-        <w:t xml:space="preserve">relationship with agronomic and technology validation.</w:t>
+        <w:t xml:space="preserve">)</w:t>
+      </w:r>
+      <w:r>
+        <w:t xml:space="preserve"> </w:t>
+      </w:r>
+      <w:r>
+        <w:t xml:space="preserve">— she’s the reason the deck can credibly claim agronomic and</w:t>
+      </w:r>
+      <w:r>
+        <w:t xml:space="preserve"> </w:t>
+      </w:r>
+      <w:r>
+        <w:t xml:space="preserve">technology validation from a research institution, not just an</w:t>
+      </w:r>
+      <w:r>
+        <w:t xml:space="preserve"> </w:t>
+      </w:r>
+      <w:r>
+        <w:t xml:space="preserve">internal team’s word for it.</w:t>
+      </w:r>
+    </w:p>
+    <w:p>
+      <w:pPr>
+        <w:numPr>
+          <w:ilvl w:val="0"/>
+          <w:numId w:val="1001"/>
+        </w:numPr>
+      </w:pPr>
+      <w:r>
+        <w:rPr>
+          <w:bCs/>
+          <w:b/>
+        </w:rPr>
+        <w:t xml:space="preserve">Leonardo Finziola</w:t>
+      </w:r>
+      <w:r>
+        <w:t xml:space="preserve"> </w:t>
+      </w:r>
+      <w:r>
+        <w:t xml:space="preserve">— Senior Director, Product, IoT LATAM at</w:t>
+      </w:r>
+      <w:r>
+        <w:t xml:space="preserve"> </w:t>
+      </w:r>
+      <w:r>
+        <w:rPr>
+          <w:bCs/>
+          <w:b/>
+        </w:rPr>
+        <w:t xml:space="preserve">Qualcomm</w:t>
+      </w:r>
+      <w:r>
+        <w:t xml:space="preserve">. [CONFIRM with founder: relationship to Chaim Finziola —</w:t>
+      </w:r>
+      <w:r>
+        <w:t xml:space="preserve"> </w:t>
+      </w:r>
+      <w:r>
+        <w:t xml:space="preserve">likely family, worth stating plainly rather than leaving investors to</w:t>
+      </w:r>
+      <w:r>
+        <w:t xml:space="preserve"> </w:t>
+      </w:r>
+      <w:r>
+        <w:t xml:space="preserve">guess.] A senior product leader at one of the world’s largest</w:t>
+      </w:r>
+      <w:r>
+        <w:t xml:space="preserve"> </w:t>
+      </w:r>
+      <w:r>
+        <w:t xml:space="preserve">semiconductor and IoT platform companies, running product for an</w:t>
+      </w:r>
+      <w:r>
+        <w:t xml:space="preserve"> </w:t>
+      </w:r>
+      <w:r>
+        <w:t xml:space="preserve">entire region, is a serious credibility signal for a company whose</w:t>
+      </w:r>
+      <w:r>
+        <w:t xml:space="preserve"> </w:t>
+      </w:r>
+      <w:r>
+        <w:t xml:space="preserve">product depends on sensor fusion (satellite, SAR radar, drone) at</w:t>
+      </w:r>
+      <w:r>
+        <w:t xml:space="preserve"> </w:t>
+      </w:r>
+      <w:r>
+        <w:t xml:space="preserve">scale — exactly the hardware/connectivity domain Qualcomm’s IoT</w:t>
+      </w:r>
+      <w:r>
+        <w:t xml:space="preserve"> </w:t>
+      </w:r>
+      <w:r>
+        <w:t xml:space="preserve">business lives in. [CONFIRM: any concrete engagement so far — has he</w:t>
+      </w:r>
+      <w:r>
+        <w:t xml:space="preserve"> </w:t>
+      </w:r>
+      <w:r>
+        <w:t xml:space="preserve">reviewed the product, made an introduction, given technical input? If</w:t>
+      </w:r>
+      <w:r>
+        <w:t xml:space="preserve"> </w:t>
+      </w:r>
+      <w:r>
+        <w:t xml:space="preserve">yes, name it here; if it’s early-stage relationship-building, that’s</w:t>
+      </w:r>
+      <w:r>
+        <w:t xml:space="preserve"> </w:t>
+      </w:r>
+      <w:r>
+        <w:t xml:space="preserve">fine too, just say so rather than imply more.]</w:t>
       </w:r>
     </w:p>
     <w:bookmarkEnd w:id="20"/>
@@ -264,29 +397,75 @@
         <w:pStyle w:val="FirstParagraph"/>
       </w:pPr>
       <w:r>
-        <w:t xml:space="preserve">All three are listed on the deck as people who already believe in</w:t>
-      </w:r>
-      <w:r>
-        <w:t xml:space="preserve"> </w:t>
-      </w:r>
-      <w:r>
-        <w:t xml:space="preserve">AgrosTech. This is credibility signaling for the round, distinct from</w:t>
-      </w:r>
-      <w:r>
-        <w:t xml:space="preserve"> </w:t>
-      </w:r>
-      <w:r>
-        <w:t xml:space="preserve">formal advisor agreements.</w:t>
+        <w:t xml:space="preserve">All four are people associated with AgrosTech at varying levels of</w:t>
+      </w:r>
+      <w:r>
+        <w:t xml:space="preserve"> </w:t>
+      </w:r>
+      <w:r>
+        <w:t xml:space="preserve">engagement — the first three appear on the pitch deck itself; Leonardo</w:t>
+      </w:r>
+      <w:r>
+        <w:t xml:space="preserve"> </w:t>
+      </w:r>
+      <w:r>
+        <w:t xml:space="preserve">was added by the founder on 2026-09-24 and has</w:t>
+      </w:r>
+      <w:r>
+        <w:t xml:space="preserve"> </w:t>
+      </w:r>
+      <w:r>
+        <w:rPr>
+          <w:bCs/>
+          <w:b/>
+        </w:rPr>
+        <w:t xml:space="preserve">not yet</w:t>
+      </w:r>
+      <w:r>
+        <w:t xml:space="preserve"> </w:t>
+      </w:r>
+      <w:r>
+        <w:t xml:space="preserve">been added to</w:t>
+      </w:r>
+      <w:r>
+        <w:t xml:space="preserve"> </w:t>
+      </w:r>
+      <w:r>
+        <w:t xml:space="preserve">the deck or one-pager. This is credibility signaling for the round,</w:t>
+      </w:r>
+      <w:r>
+        <w:t xml:space="preserve"> </w:t>
+      </w:r>
+      <w:r>
+        <w:t xml:space="preserve">distinct from formal advisor agreements.</w:t>
       </w:r>
     </w:p>
     <w:bookmarkEnd w:id="21"/>
-    <w:bookmarkStart w:id="22" w:name="whats-not-in-this-data-room-on-purpose"/>
+    <w:bookmarkStart w:id="22" w:name="a-note-on-hyping-this-section"/>
     <w:p>
       <w:pPr>
         <w:pStyle w:val="Heading2"/>
       </w:pPr>
       <w:r>
-        <w:t xml:space="preserve">What’s not in this data room, on purpose</w:t>
+        <w:t xml:space="preserve">A note on</w:t>
+      </w:r>
+      <w:r>
+        <w:t xml:space="preserve"> </w:t>
+      </w:r>
+      <w:r>
+        <w:t xml:space="preserve">“</w:t>
+      </w:r>
+      <w:r>
+        <w:t xml:space="preserve">hyping</w:t>
+      </w:r>
+      <w:r>
+        <w:t xml:space="preserve">”</w:t>
+      </w:r>
+      <w:r>
+        <w:t xml:space="preserve"> </w:t>
+      </w:r>
+      <w:r>
+        <w:t xml:space="preserve">this section</w:t>
       </w:r>
     </w:p>
     <w:p>
@@ -294,7 +473,53 @@
         <w:pStyle w:val="FirstParagraph"/>
       </w:pPr>
       <w:r>
-        <w:t xml:space="preserve">Equity grants, vesting schedules, and formal advisor agreements are</w:t>
+        <w:t xml:space="preserve">The instinct to make this list land harder is right — a name like</w:t>
+      </w:r>
+      <w:r>
+        <w:t xml:space="preserve"> </w:t>
+      </w:r>
+      <w:r>
+        <w:t xml:space="preserve">Qualcomm’s IoT LATAM product lead</w:t>
+      </w:r>
+      <w:r>
+        <w:t xml:space="preserve"> </w:t>
+      </w:r>
+      <w:r>
+        <w:rPr>
+          <w:iCs/>
+          <w:i/>
+        </w:rPr>
+        <w:t xml:space="preserve">should</w:t>
+      </w:r>
+      <w:r>
+        <w:t xml:space="preserve"> </w:t>
+      </w:r>
+      <w:r>
+        <w:t xml:space="preserve">carry weight in the room. The</w:t>
+      </w:r>
+      <w:r>
+        <w:t xml:space="preserve"> </w:t>
+      </w:r>
+      <w:r>
+        <w:t xml:space="preserve">honest way to get that effect is exactly what’s above: state the real</w:t>
+      </w:r>
+      <w:r>
+        <w:t xml:space="preserve"> </w:t>
+      </w:r>
+      <w:r>
+        <w:t xml:space="preserve">title, the real company, and the real reason it’s relevant to this</w:t>
+      </w:r>
+      <w:r>
+        <w:t xml:space="preserve"> </w:t>
+      </w:r>
+      <w:r>
+        <w:t xml:space="preserve">specific product (sensor/IoT domain overlap), and let that do the work.</w:t>
+      </w:r>
+      <w:r>
+        <w:t xml:space="preserve"> </w:t>
+      </w:r>
+      <w:r>
+        <w:t xml:space="preserve">What this section deliberately does</w:t>
       </w:r>
       <w:r>
         <w:t xml:space="preserve"> </w:t>
@@ -310,7 +535,101 @@
         <w:t xml:space="preserve"> </w:t>
       </w:r>
       <w:r>
-        <w:t xml:space="preserve">documented here for any of the three. This is a deliberate</w:t>
+        <w:t xml:space="preserve">do is invent claims — a</w:t>
+      </w:r>
+      <w:r>
+        <w:t xml:space="preserve"> </w:t>
+      </w:r>
+      <w:r>
+        <w:t xml:space="preserve">specific dollar figure, a formal title, an</w:t>
+      </w:r>
+      <w:r>
+        <w:t xml:space="preserve"> </w:t>
+      </w:r>
+      <w:r>
+        <w:t xml:space="preserve">“</w:t>
+      </w:r>
+      <w:r>
+        <w:t xml:space="preserve">actively working with us</w:t>
+      </w:r>
+      <w:r>
+        <w:t xml:space="preserve">”</w:t>
+      </w:r>
+      <w:r>
+        <w:t xml:space="preserve"> </w:t>
+      </w:r>
+      <w:r>
+        <w:t xml:space="preserve">framing — that aren’t confirmed. In a data room, a fabricated claim</w:t>
+      </w:r>
+      <w:r>
+        <w:t xml:space="preserve"> </w:t>
+      </w:r>
+      <w:r>
+        <w:t xml:space="preserve">about an advisor is one of the fastest ways to lose an investor’s trust</w:t>
+      </w:r>
+      <w:r>
+        <w:t xml:space="preserve"> </w:t>
+      </w:r>
+      <w:r>
+        <w:t xml:space="preserve">entirely, and once lost it doesn’t come back for the rest of the</w:t>
+      </w:r>
+      <w:r>
+        <w:t xml:space="preserve"> </w:t>
+      </w:r>
+      <w:r>
+        <w:t xml:space="preserve">raise. If there’s real color to add — something Leonardo has actually</w:t>
+      </w:r>
+      <w:r>
+        <w:t xml:space="preserve"> </w:t>
+      </w:r>
+      <w:r>
+        <w:t xml:space="preserve">done for AgrosTech, a specific intro he’s made, a technical review he’s</w:t>
+      </w:r>
+      <w:r>
+        <w:t xml:space="preserve"> </w:t>
+      </w:r>
+      <w:r>
+        <w:t xml:space="preserve">given — that’s exactly the kind of detail that makes this section land</w:t>
+      </w:r>
+      <w:r>
+        <w:t xml:space="preserve"> </w:t>
+      </w:r>
+      <w:r>
+        <w:t xml:space="preserve">without any embellishment. Send it and it goes in.</w:t>
+      </w:r>
+    </w:p>
+    <w:bookmarkEnd w:id="22"/>
+    <w:bookmarkStart w:id="23" w:name="whats-not-in-this-data-room-on-purpose"/>
+    <w:p>
+      <w:pPr>
+        <w:pStyle w:val="Heading2"/>
+      </w:pPr>
+      <w:r>
+        <w:t xml:space="preserve">What’s not in this data room, on purpose</w:t>
+      </w:r>
+    </w:p>
+    <w:p>
+      <w:pPr>
+        <w:pStyle w:val="FirstParagraph"/>
+      </w:pPr>
+      <w:r>
+        <w:t xml:space="preserve">Equity grants, vesting schedules, and formal advisor agreements are</w:t>
+      </w:r>
+      <w:r>
+        <w:t xml:space="preserve"> </w:t>
+      </w:r>
+      <w:r>
+        <w:rPr>
+          <w:bCs/>
+          <w:b/>
+        </w:rPr>
+        <w:t xml:space="preserve">not</w:t>
+      </w:r>
+      <w:r>
+        <w:t xml:space="preserve"> </w:t>
+      </w:r>
+      <w:r>
+        <w:t xml:space="preserve">documented here for any of the four. This is a deliberate</w:t>
       </w:r>
       <w:r>
         <w:t xml:space="preserve"> </w:t>
@@ -328,7 +647,7 @@
         <w:t xml:space="preserve"> </w:t>
       </w:r>
       <w:r>
-        <w:t xml:space="preserve">in this room, including their prominence on the deck’s team slide.</w:t>
+        <w:t xml:space="preserve">in this room, including their prominence on a slide or in this list.</w:t>
       </w:r>
     </w:p>
     <w:p>
@@ -397,11 +716,11 @@
           <w:iCs/>
           <w:i/>
         </w:rPr>
-        <w:t xml:space="preserve">AgrosTech — Advisor Note v2.0 | Confidencial | 2026 | Reconciled against the founder’s pitch deck (2026-09-24)</w:t>
+        <w:t xml:space="preserve">AgrosTech — Advisor Note v3.0 | Confidencial | 2026 | Leonardo Finziola added 2026-09-24 — relationship/engagement detail marked [CONFIRM]</w:t>
       </w:r>
     </w:p>
-    <w:bookmarkEnd w:id="22"/>
     <w:bookmarkEnd w:id="23"/>
+    <w:bookmarkEnd w:id="24"/>
     <w:sectPr/>
   </w:body>
 </w:document>

--- a/data-room/02-team/ADVISOR_NOTE.docx
+++ b/data-room/02-team/ADVISOR_NOTE.docx
@@ -361,25 +361,198 @@
         <w:t xml:space="preserve"> </w:t>
       </w:r>
       <w:r>
-        <w:t xml:space="preserve">business lives in. [CONFIRM: any concrete engagement so far — has he</w:t>
-      </w:r>
-      <w:r>
-        <w:t xml:space="preserve"> </w:t>
-      </w:r>
-      <w:r>
-        <w:t xml:space="preserve">reviewed the product, made an introduction, given technical input? If</w:t>
-      </w:r>
-      <w:r>
-        <w:t xml:space="preserve"> </w:t>
-      </w:r>
-      <w:r>
-        <w:t xml:space="preserve">yes, name it here; if it’s early-stage relationship-building, that’s</w:t>
-      </w:r>
-      <w:r>
-        <w:t xml:space="preserve"> </w:t>
-      </w:r>
-      <w:r>
-        <w:t xml:space="preserve">fine too, just say so rather than imply more.]</w:t>
+        <w:t xml:space="preserve">business lives in.</w:t>
+      </w:r>
+      <w:r>
+        <w:t xml:space="preserve"> </w:t>
+      </w:r>
+      <w:r>
+        <w:rPr>
+          <w:bCs/>
+          <w:b/>
+        </w:rPr>
+        <w:t xml:space="preserve">This is not a name-only advisor:</w:t>
+      </w:r>
+      <w:r>
+        <w:t xml:space="preserve"> </w:t>
+      </w:r>
+      <w:r>
+        <w:t xml:space="preserve">he’s given</w:t>
+      </w:r>
+      <w:r>
+        <w:t xml:space="preserve"> </w:t>
+      </w:r>
+      <w:r>
+        <w:t xml:space="preserve">AgrosTech technical input on the product</w:t>
+      </w:r>
+      <w:r>
+        <w:t xml:space="preserve"> </w:t>
+      </w:r>
+      <w:r>
+        <w:rPr>
+          <w:bCs/>
+          <w:b/>
+        </w:rPr>
+        <w:t xml:space="preserve">since day one</w:t>
+      </w:r>
+      <w:r>
+        <w:t xml:space="preserve">, and is</w:t>
+      </w:r>
+      <w:r>
+        <w:t xml:space="preserve"> </w:t>
+      </w:r>
+      <w:r>
+        <w:t xml:space="preserve">actively working to connect the company to key industry stakeholders</w:t>
+      </w:r>
+      <w:r>
+        <w:t xml:space="preserve"> </w:t>
+      </w:r>
+      <w:r>
+        <w:t xml:space="preserve">— named examples include</w:t>
+      </w:r>
+      <w:r>
+        <w:t xml:space="preserve"> </w:t>
+      </w:r>
+      <w:r>
+        <w:rPr>
+          <w:bCs/>
+          <w:b/>
+        </w:rPr>
+        <w:t xml:space="preserve">Speedbird</w:t>
+      </w:r>
+      <w:r>
+        <w:t xml:space="preserve"> </w:t>
+      </w:r>
+      <w:r>
+        <w:t xml:space="preserve">and</w:t>
+      </w:r>
+      <w:r>
+        <w:t xml:space="preserve"> </w:t>
+      </w:r>
+      <w:r>
+        <w:rPr>
+          <w:bCs/>
+          <w:b/>
+        </w:rPr>
+        <w:t xml:space="preserve">São Martinho</w:t>
+      </w:r>
+      <w:r>
+        <w:t xml:space="preserve">.</w:t>
+      </w:r>
+      <w:r>
+        <w:t xml:space="preserve"> </w:t>
+      </w:r>
+      <w:r>
+        <w:t xml:space="preserve">[CONFIRM with founder: has either introduction happened yet, or are</w:t>
+      </w:r>
+      <w:r>
+        <w:t xml:space="preserve"> </w:t>
+      </w:r>
+      <w:r>
+        <w:t xml:space="preserve">these targeted/in-progress? Worth being precise about which, since</w:t>
+      </w:r>
+      <w:r>
+        <w:t xml:space="preserve"> </w:t>
+      </w:r>
+      <w:r>
+        <w:t xml:space="preserve">“</w:t>
+      </w:r>
+      <w:r>
+        <w:t xml:space="preserve">connected us to São Martinho</w:t>
+      </w:r>
+      <w:r>
+        <w:t xml:space="preserve">”</w:t>
+      </w:r>
+      <w:r>
+        <w:t xml:space="preserve"> </w:t>
+      </w:r>
+      <w:r>
+        <w:t xml:space="preserve">and</w:t>
+      </w:r>
+      <w:r>
+        <w:t xml:space="preserve"> </w:t>
+      </w:r>
+      <w:r>
+        <w:t xml:space="preserve">“</w:t>
+      </w:r>
+      <w:r>
+        <w:t xml:space="preserve">is working to connect us to São</w:t>
+      </w:r>
+      <w:r>
+        <w:t xml:space="preserve"> </w:t>
+      </w:r>
+      <w:r>
+        <w:t xml:space="preserve">Martinho</w:t>
+      </w:r>
+      <w:r>
+        <w:t xml:space="preserve">”</w:t>
+      </w:r>
+      <w:r>
+        <w:t xml:space="preserve"> </w:t>
+      </w:r>
+      <w:r>
+        <w:t xml:space="preserve">are different claims to make to an investor.]</w:t>
+      </w:r>
+      <w:r>
+        <w:t xml:space="preserve"> </w:t>
+      </w:r>
+      <w:r>
+        <w:rPr>
+          <w:bCs/>
+          <w:b/>
+        </w:rPr>
+        <w:t xml:space="preserve">Worth noting:</w:t>
+      </w:r>
+      <w:r>
+        <w:t xml:space="preserve"> </w:t>
+      </w:r>
+      <w:r>
+        <w:t xml:space="preserve">São Martinho is already in AgrosTech’s own prospect</w:t>
+      </w:r>
+      <w:r>
+        <w:t xml:space="preserve"> </w:t>
+      </w:r>
+      <w:r>
+        <w:t xml:space="preserve">database (</w:t>
+      </w:r>
+      <w:r>
+        <w:rPr>
+          <w:rStyle w:val="VerbatimChar"/>
+        </w:rPr>
+        <w:t xml:space="preserve">data/clientes_cana.csv</w:t>
+      </w:r>
+      <w:r>
+        <w:t xml:space="preserve">, Rep1-GO territory) — one of</w:t>
+      </w:r>
+      <w:r>
+        <w:t xml:space="preserve"> </w:t>
+      </w:r>
+      <w:r>
+        <w:t xml:space="preserve">Brazil’s largest sugar and ethanol producers. If Leonardo’s</w:t>
+      </w:r>
+      <w:r>
+        <w:t xml:space="preserve"> </w:t>
+      </w:r>
+      <w:r>
+        <w:t xml:space="preserve">introduction lands, it’s not a cold new lead, it’s a warm path into an</w:t>
+      </w:r>
+      <w:r>
+        <w:t xml:space="preserve"> </w:t>
+      </w:r>
+      <w:r>
+        <w:t xml:space="preserve">account already on the target list. See</w:t>
+      </w:r>
+      <w:r>
+        <w:t xml:space="preserve"> </w:t>
+      </w:r>
+      <w:r>
+        <w:rPr>
+          <w:rStyle w:val="VerbatimChar"/>
+        </w:rPr>
+        <w:t xml:space="preserve">06-customers/SALES_PIPELINE.md</w:t>
+      </w:r>
+      <w:r>
+        <w:t xml:space="preserve">.</w:t>
       </w:r>
     </w:p>
     <w:bookmarkEnd w:id="20"/>
@@ -513,13 +686,25 @@
         <w:t xml:space="preserve"> </w:t>
       </w:r>
       <w:r>
-        <w:t xml:space="preserve">specific product (sensor/IoT domain overlap), and let that do the work.</w:t>
-      </w:r>
-      <w:r>
-        <w:t xml:space="preserve"> </w:t>
-      </w:r>
-      <w:r>
-        <w:t xml:space="preserve">What this section deliberately does</w:t>
+        <w:t xml:space="preserve">specific product (sensor/IoT domain overlap), then add the real,</w:t>
+      </w:r>
+      <w:r>
+        <w:t xml:space="preserve"> </w:t>
+      </w:r>
+      <w:r>
+        <w:t xml:space="preserve">specific things he’s actually done — technical input since day one,</w:t>
+      </w:r>
+      <w:r>
+        <w:t xml:space="preserve"> </w:t>
+      </w:r>
+      <w:r>
+        <w:t xml:space="preserve">active work to connect AgrosTech to Speedbird and São Martinho — and let</w:t>
+      </w:r>
+      <w:r>
+        <w:t xml:space="preserve"> </w:t>
+      </w:r>
+      <w:r>
+        <w:t xml:space="preserve">that do the work. What this section deliberately does</w:t>
       </w:r>
       <w:r>
         <w:t xml:space="preserve"> </w:t>
@@ -535,67 +720,55 @@
         <w:t xml:space="preserve"> </w:t>
       </w:r>
       <w:r>
-        <w:t xml:space="preserve">do is invent claims — a</w:t>
-      </w:r>
-      <w:r>
-        <w:t xml:space="preserve"> </w:t>
-      </w:r>
-      <w:r>
-        <w:t xml:space="preserve">specific dollar figure, a formal title, an</w:t>
-      </w:r>
-      <w:r>
-        <w:t xml:space="preserve"> </w:t>
-      </w:r>
-      <w:r>
-        <w:t xml:space="preserve">“</w:t>
-      </w:r>
-      <w:r>
-        <w:t xml:space="preserve">actively working with us</w:t>
-      </w:r>
-      <w:r>
-        <w:t xml:space="preserve">”</w:t>
-      </w:r>
-      <w:r>
-        <w:t xml:space="preserve"> </w:t>
-      </w:r>
-      <w:r>
-        <w:t xml:space="preserve">framing — that aren’t confirmed. In a data room, a fabricated claim</w:t>
-      </w:r>
-      <w:r>
-        <w:t xml:space="preserve"> </w:t>
-      </w:r>
-      <w:r>
-        <w:t xml:space="preserve">about an advisor is one of the fastest ways to lose an investor’s trust</w:t>
-      </w:r>
-      <w:r>
-        <w:t xml:space="preserve"> </w:t>
-      </w:r>
-      <w:r>
-        <w:t xml:space="preserve">entirely, and once lost it doesn’t come back for the rest of the</w:t>
-      </w:r>
-      <w:r>
-        <w:t xml:space="preserve"> </w:t>
-      </w:r>
-      <w:r>
-        <w:t xml:space="preserve">raise. If there’s real color to add — something Leonardo has actually</w:t>
-      </w:r>
-      <w:r>
-        <w:t xml:space="preserve"> </w:t>
-      </w:r>
-      <w:r>
-        <w:t xml:space="preserve">done for AgrosTech, a specific intro he’s made, a technical review he’s</w:t>
-      </w:r>
-      <w:r>
-        <w:t xml:space="preserve"> </w:t>
-      </w:r>
-      <w:r>
-        <w:t xml:space="preserve">given — that’s exactly the kind of detail that makes this section land</w:t>
-      </w:r>
-      <w:r>
-        <w:t xml:space="preserve"> </w:t>
-      </w:r>
-      <w:r>
-        <w:t xml:space="preserve">without any embellishment. Send it and it goes in.</w:t>
+        <w:t xml:space="preserve">do is</w:t>
+      </w:r>
+      <w:r>
+        <w:t xml:space="preserve"> </w:t>
+      </w:r>
+      <w:r>
+        <w:t xml:space="preserve">invent claims beyond what’s confirmed (a completed introduction that</w:t>
+      </w:r>
+      <w:r>
+        <w:t xml:space="preserve"> </w:t>
+      </w:r>
+      <w:r>
+        <w:t xml:space="preserve">hasn’t happened yet, a formal title, a dollar figure). In a data room, a</w:t>
+      </w:r>
+      <w:r>
+        <w:t xml:space="preserve"> </w:t>
+      </w:r>
+      <w:r>
+        <w:t xml:space="preserve">fabricated claim about an advisor is one of the fastest ways to lose an</w:t>
+      </w:r>
+      <w:r>
+        <w:t xml:space="preserve"> </w:t>
+      </w:r>
+      <w:r>
+        <w:t xml:space="preserve">investor’s trust entirely, and once lost it doesn’t come back for the</w:t>
+      </w:r>
+      <w:r>
+        <w:t xml:space="preserve"> </w:t>
+      </w:r>
+      <w:r>
+        <w:t xml:space="preserve">rest of the raise. If there’s more real color to add for the other</w:t>
+      </w:r>
+      <w:r>
+        <w:t xml:space="preserve"> </w:t>
+      </w:r>
+      <w:r>
+        <w:t xml:space="preserve">three advisors too — a specific intro Chaim, Gilberto, or Michelle has</w:t>
+      </w:r>
+      <w:r>
+        <w:t xml:space="preserve"> </w:t>
+      </w:r>
+      <w:r>
+        <w:t xml:space="preserve">made, a technical review given, a deal influenced — send it and it goes</w:t>
+      </w:r>
+      <w:r>
+        <w:t xml:space="preserve"> </w:t>
+      </w:r>
+      <w:r>
+        <w:t xml:space="preserve">in exactly the same way.</w:t>
       </w:r>
     </w:p>
     <w:bookmarkEnd w:id="22"/>
@@ -716,7 +889,7 @@
           <w:iCs/>
           <w:i/>
         </w:rPr>
-        <w:t xml:space="preserve">AgrosTech — Advisor Note v3.0 | Confidencial | 2026 | Leonardo Finziola added 2026-09-24 — relationship/engagement detail marked [CONFIRM]</w:t>
+        <w:t xml:space="preserve">AgrosTech — Advisor Note v3.1 | Confidencial | 2026 | Leonardo Finziola added 2026-09-24, engagement detail added 2026-09-24 — relationship to Chaim and introduction status still marked [CONFIRM]</w:t>
       </w:r>
     </w:p>
     <w:bookmarkEnd w:id="23"/>
